--- a/Aprendiendo_Reversing/Malware/Muestra01/Malware01.docx
+++ b/Aprendiendo_Reversing/Malware/Muestra01/Malware01.docx
@@ -33,7 +33,7 @@
             <v:path o:extrusionok="f" gradientshapeok="t" o:connecttype="rect"/>
             <o:lock v:ext="edit" aspectratio="t"/>
           </v:shapetype>
-          <v:shape id="_x0000_i1033" type="#_x0000_t75" style="width:158.25pt;height:183.4pt">
+          <v:shape id="_x0000_i1025" type="#_x0000_t75" style="width:158.25pt;height:183.4pt">
             <v:imagedata r:id="rId9" o:title="crow3"/>
           </v:shape>
         </w:pict>
@@ -206,6 +206,8 @@
         </w:rPr>
         <w:t>S.O</w:t>
       </w:r>
+      <w:bookmarkStart w:id="0" w:name="_GoBack"/>
+      <w:bookmarkEnd w:id="0"/>
     </w:p>
     <w:p>
       <w:pPr>
@@ -272,23 +274,74 @@
     <w:p>
       <w:pPr>
         <w:rPr>
-          <w:lang w:val="es-ES"/>
-        </w:rPr>
-      </w:pPr>
-    </w:p>
-    <w:p>
-      <w:pPr>
-        <w:rPr>
-          <w:lang w:val="es-ES"/>
-        </w:rPr>
-      </w:pPr>
-    </w:p>
-    <w:p>
-      <w:pPr>
-        <w:rPr>
-          <w:lang w:val="es-ES"/>
-        </w:rPr>
-      </w:pPr>
+          <w:b/>
+          <w:lang w:val="es-ES"/>
+        </w:rPr>
+      </w:pPr>
+      <w:r>
+        <w:rPr>
+          <w:b/>
+          <w:u w:val="single"/>
+          <w:lang w:val="es-ES"/>
+        </w:rPr>
+        <w:t>Muestra:</w:t>
+      </w:r>
+      <w:r>
+        <w:rPr>
+          <w:b/>
+          <w:lang w:val="es-ES"/>
+        </w:rPr>
+        <w:br/>
+      </w:r>
+      <w:r>
+        <w:rPr>
+          <w:b/>
+          <w:u w:val="single"/>
+          <w:lang w:val="es-ES"/>
+        </w:rPr>
+        <w:t>MD5:</w:t>
+      </w:r>
+      <w:r>
+        <w:rPr>
+          <w:b/>
+          <w:lang w:val="es-ES"/>
+        </w:rPr>
+        <w:t xml:space="preserve"> </w:t>
+      </w:r>
+      <w:r>
+        <w:rPr>
+          <w:lang w:val="es-ES"/>
+        </w:rPr>
+        <w:t>3289319de6623ddcb71671df29e7be85</w:t>
+      </w:r>
+    </w:p>
+    <w:p>
+      <w:pPr>
+        <w:rPr>
+          <w:lang w:val="es-ES"/>
+        </w:rPr>
+      </w:pPr>
+      <w:r>
+        <w:rPr>
+          <w:b/>
+          <w:u w:val="single"/>
+          <w:lang w:val="es-ES"/>
+        </w:rPr>
+        <w:t>SHA1:</w:t>
+      </w:r>
+      <w:r>
+        <w:rPr>
+          <w:b/>
+          <w:lang w:val="es-ES"/>
+        </w:rPr>
+        <w:t xml:space="preserve"> </w:t>
+      </w:r>
+      <w:r>
+        <w:rPr>
+          <w:lang w:val="es-ES"/>
+        </w:rPr>
+        <w:t>f1586ad8edadb0593983186107b163fd3aaa05f0</w:t>
+      </w:r>
     </w:p>
     <w:p>
       <w:pPr>
@@ -365,10 +418,7 @@
         <w:t xml:space="preserve">Chrome” – </w:t>
       </w:r>
       <w:r>
-        <w:t>es un tipo de acceso directo especial utilizado por Microsoft Windows para configurar y ejecutar aplicaciones de MS-DOS</w:t>
-      </w:r>
-      <w:r>
-        <w:t xml:space="preserve"> – </w:t>
+        <w:t xml:space="preserve">es un tipo de acceso directo especial utilizado por Microsoft Windows para configurar y ejecutar aplicaciones de MS-DOS – </w:t>
       </w:r>
       <w:r>
         <w:t>extensión</w:t>
@@ -391,7 +441,8 @@
       </w:pPr>
       <w:r>
         <w:rPr>
-          <w:lang w:val="es-ES"/>
+          <w:noProof/>
+          <w:lang w:eastAsia="es-AR"/>
         </w:rPr>
         <w:drawing>
           <wp:inline distT="0" distB="0" distL="0" distR="0" wp14:anchorId="610859DB" wp14:editId="0703E4EE">
@@ -465,7 +516,8 @@
       </w:pPr>
       <w:r>
         <w:rPr>
-          <w:lang w:val="es-ES"/>
+          <w:noProof/>
+          <w:lang w:eastAsia="es-AR"/>
         </w:rPr>
         <w:drawing>
           <wp:inline distT="0" distB="0" distL="0" distR="0" wp14:anchorId="31AB9D7D" wp14:editId="1FC585E6">
@@ -839,7 +891,8 @@
       <w:r>
         <w:rPr>
           <w:i/>
-          <w:lang w:val="es-ES"/>
+          <w:noProof/>
+          <w:lang w:eastAsia="es-AR"/>
         </w:rPr>
         <w:drawing>
           <wp:inline distT="0" distB="0" distL="0" distR="0" wp14:anchorId="204FFF4F" wp14:editId="3802356B">
@@ -1118,7 +1171,8 @@
       </w:pPr>
       <w:r>
         <w:rPr>
-          <w:lang w:val="es-ES"/>
+          <w:noProof/>
+          <w:lang w:eastAsia="es-AR"/>
         </w:rPr>
         <w:drawing>
           <wp:inline distT="0" distB="0" distL="0" distR="0" wp14:anchorId="5004E99C" wp14:editId="6782D59E">
@@ -1623,7 +1677,7 @@
           <w:lang w:val="es-ES"/>
         </w:rPr>
         <w:pict>
-          <v:shape id="_x0000_i1025" type="#_x0000_t75" style="width:344.4pt;height:200.4pt">
+          <v:shape id="_x0000_i1026" type="#_x0000_t75" style="width:344.4pt;height:200.4pt">
             <v:imagedata r:id="rId21" o:title="PEiD"/>
           </v:shape>
         </w:pict>
@@ -1712,7 +1766,7 @@
           <w:lang w:val="es-ES"/>
         </w:rPr>
         <w:pict>
-          <v:shape id="_x0000_i1026" type="#_x0000_t75" style="width:425.2pt;height:330.1pt">
+          <v:shape id="_x0000_i1027" type="#_x0000_t75" style="width:425.2pt;height:330.1pt">
             <v:imagedata r:id="rId22" o:title="Dependencies"/>
           </v:shape>
         </w:pict>
@@ -1778,7 +1832,7 @@
           <w:lang w:val="es-ES"/>
         </w:rPr>
         <w:pict>
-          <v:shape id="_x0000_i1027" type="#_x0000_t75" style="width:424.55pt;height:315.85pt">
+          <v:shape id="_x0000_i1028" type="#_x0000_t75" style="width:424.55pt;height:315.85pt">
             <v:imagedata r:id="rId23" o:title="DIE01"/>
           </v:shape>
         </w:pict>
@@ -1796,7 +1850,7 @@
           <w:lang w:val="es-ES"/>
         </w:rPr>
         <w:pict>
-          <v:shape id="_x0000_i1028" type="#_x0000_t75" style="width:424.55pt;height:283.25pt">
+          <v:shape id="_x0000_i1029" type="#_x0000_t75" style="width:424.55pt;height:283.25pt">
             <v:imagedata r:id="rId24" o:title="DIE02"/>
           </v:shape>
         </w:pict>
@@ -1853,7 +1907,7 @@
           <w:lang w:val="es-ES"/>
         </w:rPr>
         <w:pict>
-          <v:shape id="_x0000_i1029" type="#_x0000_t75" style="width:425.2pt;height:350.5pt">
+          <v:shape id="_x0000_i1030" type="#_x0000_t75" style="width:425.2pt;height:350.5pt">
             <v:imagedata r:id="rId25" o:title="DIE03"/>
           </v:shape>
         </w:pict>
@@ -1870,7 +1924,7 @@
           <w:lang w:val="es-ES"/>
         </w:rPr>
         <w:pict>
-          <v:shape id="_x0000_i1030" type="#_x0000_t75" style="width:425.2pt;height:358.65pt">
+          <v:shape id="_x0000_i1031" type="#_x0000_t75" style="width:425.2pt;height:358.65pt">
             <v:imagedata r:id="rId26" o:title="DIE04"/>
           </v:shape>
         </w:pict>
@@ -2850,7 +2904,8 @@
       </w:r>
       <w:r>
         <w:rPr>
-          <w:lang w:val="es-ES"/>
+          <w:noProof/>
+          <w:lang w:eastAsia="es-AR"/>
         </w:rPr>
         <w:drawing>
           <wp:inline distT="0" distB="0" distL="0" distR="0" wp14:anchorId="73125C6E" wp14:editId="125230C8">
@@ -3871,7 +3926,8 @@
       </w:r>
       <w:r>
         <w:rPr>
-          <w:lang w:val="es-ES"/>
+          <w:noProof/>
+          <w:lang w:eastAsia="es-AR"/>
         </w:rPr>
         <w:drawing>
           <wp:inline distT="0" distB="0" distL="0" distR="0" wp14:anchorId="14C1E74F" wp14:editId="2EBA301E">
@@ -4329,7 +4385,8 @@
       </w:r>
       <w:r>
         <w:rPr>
-          <w:lang w:val="es-ES"/>
+          <w:noProof/>
+          <w:lang w:eastAsia="es-AR"/>
         </w:rPr>
         <w:drawing>
           <wp:inline distT="0" distB="0" distL="0" distR="0" wp14:anchorId="64796855" wp14:editId="20A45F3F">
@@ -4561,7 +4618,7 @@
           <w:lang w:val="es-ES"/>
         </w:rPr>
         <w:pict>
-          <v:shape id="_x0000_i1031" type="#_x0000_t75" style="width:425.2pt;height:304.3pt">
+          <v:shape id="_x0000_i1032" type="#_x0000_t75" style="width:425.2pt;height:304.3pt">
             <v:imagedata r:id="rId38" o:title="ResourceHacker01"/>
           </v:shape>
         </w:pict>
@@ -4668,7 +4725,7 @@
           <w:lang w:val="es-ES"/>
         </w:rPr>
         <w:pict>
-          <v:shape id="_x0000_i1032" type="#_x0000_t75" style="width:424.55pt;height:253.35pt">
+          <v:shape id="_x0000_i1033" type="#_x0000_t75" style="width:424.55pt;height:253.35pt">
             <v:imagedata r:id="rId39" o:title="ResourceHacker02"/>
           </v:shape>
         </w:pict>
@@ -4843,7 +4900,8 @@
       </w:pPr>
       <w:r>
         <w:rPr>
-          <w:lang w:val="es-ES"/>
+          <w:noProof/>
+          <w:lang w:eastAsia="es-AR"/>
         </w:rPr>
         <w:drawing>
           <wp:inline distT="0" distB="0" distL="0" distR="0" wp14:anchorId="4E85E5CA" wp14:editId="3FC74722">
@@ -4923,7 +4981,8 @@
       </w:pPr>
       <w:r>
         <w:rPr>
-          <w:lang w:val="es-ES"/>
+          <w:noProof/>
+          <w:lang w:eastAsia="es-AR"/>
         </w:rPr>
         <w:drawing>
           <wp:inline distT="0" distB="0" distL="0" distR="0" wp14:anchorId="00935744" wp14:editId="7D8E2937">
@@ -5285,7 +5344,8 @@
       </w:pPr>
       <w:r>
         <w:rPr>
-          <w:lang w:val="es-ES"/>
+          <w:noProof/>
+          <w:lang w:eastAsia="es-AR"/>
         </w:rPr>
         <w:drawing>
           <wp:inline distT="0" distB="0" distL="0" distR="0" wp14:anchorId="3FD57740" wp14:editId="401A2BE3">
@@ -5419,7 +5479,8 @@
       </w:pPr>
       <w:r>
         <w:rPr>
-          <w:lang w:val="es-ES"/>
+          <w:noProof/>
+          <w:lang w:eastAsia="es-AR"/>
         </w:rPr>
         <w:drawing>
           <wp:inline distT="0" distB="0" distL="0" distR="0" wp14:anchorId="7B6F1ED1" wp14:editId="018D69B4">
@@ -5616,7 +5677,8 @@
       </w:pPr>
       <w:r>
         <w:rPr>
-          <w:lang w:val="es-ES"/>
+          <w:noProof/>
+          <w:lang w:eastAsia="es-AR"/>
         </w:rPr>
         <w:drawing>
           <wp:inline distT="0" distB="0" distL="0" distR="0" wp14:anchorId="446AE9D7" wp14:editId="443B53F0">
@@ -5663,7 +5725,8 @@
       </w:pPr>
       <w:r>
         <w:rPr>
-          <w:lang w:val="es-ES"/>
+          <w:noProof/>
+          <w:lang w:eastAsia="es-AR"/>
         </w:rPr>
         <w:drawing>
           <wp:inline distT="0" distB="0" distL="0" distR="0" wp14:anchorId="368F6DC9" wp14:editId="5BC1BEAD">
@@ -6710,13 +6773,7 @@
         <w:rPr>
           <w:lang w:val="es-ES"/>
         </w:rPr>
-        <w:t>Y</w:t>
-      </w:r>
-      <w:r>
-        <w:rPr>
-          <w:lang w:val="es-ES"/>
-        </w:rPr>
-        <w:t>z</w:t>
+        <w:t>Yz</w:t>
       </w:r>
       <w:proofErr w:type="spellEnd"/>
       <w:r>
@@ -6725,8 +6782,6 @@
         </w:rPr>
         <w:t>)</w:t>
       </w:r>
-      <w:bookmarkStart w:id="0" w:name="_GoBack"/>
-      <w:bookmarkEnd w:id="0"/>
     </w:p>
     <w:sectPr>
       <w:pgSz w:w="11906" w:h="16838"/>
@@ -7865,7 +7920,7 @@
 </file>
 
 <file path=customXml/itemProps1.xml><?xml version="1.0" encoding="utf-8"?>
-<ds:datastoreItem xmlns:ds="http://schemas.openxmlformats.org/officeDocument/2006/customXml" ds:itemID="{B5B46FA2-DC84-4562-84D5-0BDB22CFEBF2}">
+<ds:datastoreItem xmlns:ds="http://schemas.openxmlformats.org/officeDocument/2006/customXml" ds:itemID="{B01ED2A2-14F1-4991-A730-492F488C5E23}">
   <ds:schemaRefs>
     <ds:schemaRef ds:uri="http://schemas.openxmlformats.org/officeDocument/2006/bibliography"/>
   </ds:schemaRefs>

--- a/Aprendiendo_Reversing/Malware/Muestra01/Malware01.docx
+++ b/Aprendiendo_Reversing/Malware/Muestra01/Malware01.docx
@@ -33,7 +33,7 @@
             <v:path o:extrusionok="f" gradientshapeok="t" o:connecttype="rect"/>
             <o:lock v:ext="edit" aspectratio="t"/>
           </v:shapetype>
-          <v:shape id="_x0000_i1025" type="#_x0000_t75" style="width:158.25pt;height:183.4pt">
+          <v:shape id="_x0000_i1025" type="#_x0000_t75" style="width:158.4pt;height:183.45pt">
             <v:imagedata r:id="rId9" o:title="crow3"/>
           </v:shape>
         </w:pict>
@@ -206,8 +206,6 @@
         </w:rPr>
         <w:t>S.O</w:t>
       </w:r>
-      <w:bookmarkStart w:id="0" w:name="_GoBack"/>
-      <w:bookmarkEnd w:id="0"/>
     </w:p>
     <w:p>
       <w:pPr>
@@ -275,6 +273,7 @@
       <w:pPr>
         <w:rPr>
           <w:b/>
+          <w:u w:val="single"/>
           <w:lang w:val="es-ES"/>
         </w:rPr>
       </w:pPr>
@@ -293,40 +292,58 @@
         </w:rPr>
         <w:br/>
       </w:r>
+    </w:p>
+    <w:p>
+      <w:pPr>
+        <w:rPr>
+          <w:b/>
+          <w:lang w:val="es-ES"/>
+        </w:rPr>
+      </w:pPr>
       <w:r>
         <w:rPr>
           <w:b/>
           <w:u w:val="single"/>
           <w:lang w:val="es-ES"/>
         </w:rPr>
-        <w:t>MD5:</w:t>
-      </w:r>
-      <w:r>
-        <w:rPr>
-          <w:b/>
-          <w:lang w:val="es-ES"/>
-        </w:rPr>
-        <w:t xml:space="preserve"> </w:t>
-      </w:r>
-      <w:r>
-        <w:rPr>
-          <w:lang w:val="es-ES"/>
-        </w:rPr>
-        <w:t>3289319de6623ddcb71671df29e7be85</w:t>
-      </w:r>
-    </w:p>
-    <w:p>
-      <w:pPr>
-        <w:rPr>
-          <w:lang w:val="es-ES"/>
-        </w:rPr>
-      </w:pPr>
+        <w:t>M</w:t>
+      </w:r>
+      <w:bookmarkStart w:id="0" w:name="_GoBack"/>
+      <w:bookmarkEnd w:id="0"/>
       <w:r>
         <w:rPr>
           <w:b/>
           <w:u w:val="single"/>
           <w:lang w:val="es-ES"/>
         </w:rPr>
+        <w:t>D5:</w:t>
+      </w:r>
+      <w:r>
+        <w:rPr>
+          <w:b/>
+          <w:lang w:val="es-ES"/>
+        </w:rPr>
+        <w:t xml:space="preserve"> </w:t>
+      </w:r>
+      <w:r>
+        <w:rPr>
+          <w:lang w:val="es-ES"/>
+        </w:rPr>
+        <w:t>3289319de6623ddcb71671df29e7be85</w:t>
+      </w:r>
+    </w:p>
+    <w:p>
+      <w:pPr>
+        <w:rPr>
+          <w:lang w:val="es-ES"/>
+        </w:rPr>
+      </w:pPr>
+      <w:r>
+        <w:rPr>
+          <w:b/>
+          <w:u w:val="single"/>
+          <w:lang w:val="es-ES"/>
+        </w:rPr>
         <w:t>SHA1:</w:t>
       </w:r>
       <w:r>
@@ -342,6 +359,40 @@
         </w:rPr>
         <w:t>f1586ad8edadb0593983186107b163fd3aaa05f0</w:t>
       </w:r>
+    </w:p>
+    <w:p>
+      <w:pPr>
+        <w:rPr>
+          <w:lang w:val="es-ES"/>
+        </w:rPr>
+      </w:pPr>
+      <w:r>
+        <w:rPr>
+          <w:rStyle w:val="label"/>
+          <w:b/>
+          <w:u w:val="single"/>
+        </w:rPr>
+        <w:t>SHA-256</w:t>
+      </w:r>
+      <w:r>
+        <w:rPr>
+          <w:rStyle w:val="label"/>
+          <w:b/>
+          <w:u w:val="single"/>
+        </w:rPr>
+        <w:t xml:space="preserve">: </w:t>
+      </w:r>
+      <w:r>
+        <w:t>9ee11e680b1781159a9dac27566e45051dbe3016ff272f1d9c17cdf658e2ed7f</w:t>
+      </w:r>
+    </w:p>
+    <w:p>
+      <w:pPr>
+        <w:rPr>
+          <w:b/>
+          <w:lang w:val="es-ES"/>
+        </w:rPr>
+      </w:pPr>
     </w:p>
     <w:p>
       <w:pPr>
@@ -519,6 +570,7 @@
           <w:noProof/>
           <w:lang w:eastAsia="es-AR"/>
         </w:rPr>
+        <w:lastRenderedPageBreak/>
         <w:drawing>
           <wp:inline distT="0" distB="0" distL="0" distR="0" wp14:anchorId="31AB9D7D" wp14:editId="1FC585E6">
             <wp:extent cx="4546121" cy="3310158"/>
@@ -756,6 +808,7 @@
           <w:noProof/>
           <w:lang w:eastAsia="es-AR"/>
         </w:rPr>
+        <w:lastRenderedPageBreak/>
         <w:drawing>
           <wp:inline distT="0" distB="0" distL="0" distR="0" wp14:anchorId="4C345C26" wp14:editId="0FBFFBD8">
             <wp:extent cx="3943350" cy="1476375"/>
@@ -954,6 +1007,7 @@
         <w:rPr>
           <w:lang w:val="es-ES"/>
         </w:rPr>
+        <w:lastRenderedPageBreak/>
         <w:t xml:space="preserve">Algo </w:t>
       </w:r>
       <w:r>
@@ -1269,6 +1323,7 @@
           <w:noProof/>
           <w:lang w:eastAsia="es-AR"/>
         </w:rPr>
+        <w:lastRenderedPageBreak/>
         <w:drawing>
           <wp:inline distT="0" distB="0" distL="0" distR="0">
             <wp:extent cx="3830320" cy="2173605"/>
@@ -1539,6 +1594,7 @@
           <w:noProof/>
           <w:lang w:eastAsia="es-AR"/>
         </w:rPr>
+        <w:lastRenderedPageBreak/>
         <w:drawing>
           <wp:inline distT="0" distB="0" distL="0" distR="0" wp14:anchorId="10F02050" wp14:editId="6714696A">
             <wp:extent cx="3243532" cy="4027795"/>
@@ -1677,7 +1733,7 @@
           <w:lang w:val="es-ES"/>
         </w:rPr>
         <w:pict>
-          <v:shape id="_x0000_i1026" type="#_x0000_t75" style="width:344.4pt;height:200.4pt">
+          <v:shape id="_x0000_i1026" type="#_x0000_t75" style="width:344.35pt;height:200.35pt">
             <v:imagedata r:id="rId21" o:title="PEiD"/>
           </v:shape>
         </w:pict>
@@ -1765,8 +1821,9 @@
         <w:rPr>
           <w:lang w:val="es-ES"/>
         </w:rPr>
+        <w:lastRenderedPageBreak/>
         <w:pict>
-          <v:shape id="_x0000_i1027" type="#_x0000_t75" style="width:425.2pt;height:330.1pt">
+          <v:shape id="_x0000_i1027" type="#_x0000_t75" style="width:425.1pt;height:329.95pt">
             <v:imagedata r:id="rId22" o:title="Dependencies"/>
           </v:shape>
         </w:pict>
@@ -1831,8 +1888,9 @@
         <w:rPr>
           <w:lang w:val="es-ES"/>
         </w:rPr>
+        <w:lastRenderedPageBreak/>
         <w:pict>
-          <v:shape id="_x0000_i1028" type="#_x0000_t75" style="width:424.55pt;height:315.85pt">
+          <v:shape id="_x0000_i1028" type="#_x0000_t75" style="width:424.5pt;height:315.55pt">
             <v:imagedata r:id="rId23" o:title="DIE01"/>
           </v:shape>
         </w:pict>
@@ -1850,7 +1908,7 @@
           <w:lang w:val="es-ES"/>
         </w:rPr>
         <w:pict>
-          <v:shape id="_x0000_i1029" type="#_x0000_t75" style="width:424.55pt;height:283.25pt">
+          <v:shape id="_x0000_i1029" type="#_x0000_t75" style="width:424.5pt;height:283.6pt">
             <v:imagedata r:id="rId24" o:title="DIE02"/>
           </v:shape>
         </w:pict>
@@ -1906,8 +1964,9 @@
         <w:rPr>
           <w:lang w:val="es-ES"/>
         </w:rPr>
+        <w:lastRenderedPageBreak/>
         <w:pict>
-          <v:shape id="_x0000_i1030" type="#_x0000_t75" style="width:425.2pt;height:350.5pt">
+          <v:shape id="_x0000_i1030" type="#_x0000_t75" style="width:425.1pt;height:350.6pt">
             <v:imagedata r:id="rId25" o:title="DIE03"/>
           </v:shape>
         </w:pict>
@@ -1924,7 +1983,7 @@
           <w:lang w:val="es-ES"/>
         </w:rPr>
         <w:pict>
-          <v:shape id="_x0000_i1031" type="#_x0000_t75" style="width:425.2pt;height:358.65pt">
+          <v:shape id="_x0000_i1031" type="#_x0000_t75" style="width:425.1pt;height:358.75pt">
             <v:imagedata r:id="rId26" o:title="DIE04"/>
           </v:shape>
         </w:pict>
@@ -1947,6 +2006,7 @@
         <w:rPr>
           <w:lang w:val="es-ES"/>
         </w:rPr>
+        <w:lastRenderedPageBreak/>
         <w:t>La herramienta identifica el archivo como "</w:t>
       </w:r>
       <w:proofErr w:type="spellStart"/>
@@ -3283,6 +3343,7 @@
         <w:rPr>
           <w:lang w:val="es-ES"/>
         </w:rPr>
+        <w:lastRenderedPageBreak/>
         <w:t>En el método “</w:t>
       </w:r>
       <w:proofErr w:type="spellStart"/>
@@ -4544,6 +4605,7 @@
         <w:rPr>
           <w:lang w:val="es-ES"/>
         </w:rPr>
+        <w:lastRenderedPageBreak/>
         <w:t xml:space="preserve">Luego se me </w:t>
       </w:r>
       <w:r>
@@ -4618,7 +4680,7 @@
           <w:lang w:val="es-ES"/>
         </w:rPr>
         <w:pict>
-          <v:shape id="_x0000_i1032" type="#_x0000_t75" style="width:425.2pt;height:304.3pt">
+          <v:shape id="_x0000_i1032" type="#_x0000_t75" style="width:425.1pt;height:304.3pt">
             <v:imagedata r:id="rId38" o:title="ResourceHacker01"/>
           </v:shape>
         </w:pict>
@@ -4725,7 +4787,7 @@
           <w:lang w:val="es-ES"/>
         </w:rPr>
         <w:pict>
-          <v:shape id="_x0000_i1033" type="#_x0000_t75" style="width:424.55pt;height:253.35pt">
+          <v:shape id="_x0000_i1033" type="#_x0000_t75" style="width:424.5pt;height:252.95pt">
             <v:imagedata r:id="rId39" o:title="ResourceHacker02"/>
           </v:shape>
         </w:pict>
@@ -5157,7 +5219,7 @@
           <w:lang w:val="es-ES"/>
         </w:rPr>
         <w:pict>
-          <v:shape id="_x0000_i1034" type="#_x0000_t75" style="width:330.1pt;height:200.4pt">
+          <v:shape id="_x0000_i1034" type="#_x0000_t75" style="width:329.95pt;height:200.35pt">
             <v:imagedata r:id="rId44" o:title="PEiD"/>
           </v:shape>
         </w:pict>
@@ -5219,7 +5281,7 @@
           <w:lang w:val="es-ES"/>
         </w:rPr>
         <w:pict>
-          <v:shape id="_x0000_i1035" type="#_x0000_t75" style="width:424.55pt;height:294.8pt">
+          <v:shape id="_x0000_i1035" type="#_x0000_t75" style="width:424.5pt;height:294.9pt">
             <v:imagedata r:id="rId45" o:title="DIE01"/>
           </v:shape>
         </w:pict>
@@ -5242,9 +5304,8 @@
         <w:rPr>
           <w:lang w:val="es-ES"/>
         </w:rPr>
-        <w:lastRenderedPageBreak/>
         <w:pict>
-          <v:shape id="_x0000_i1036" type="#_x0000_t75" style="width:425.2pt;height:344.4pt">
+          <v:shape id="_x0000_i1036" type="#_x0000_t75" style="width:425.1pt;height:344.35pt">
             <v:imagedata r:id="rId46" o:title="DIE02"/>
           </v:shape>
         </w:pict>
@@ -5268,7 +5329,7 @@
           <w:lang w:val="es-ES"/>
         </w:rPr>
         <w:pict>
-          <v:shape id="_x0000_i1037" type="#_x0000_t75" style="width:425.2pt;height:350.5pt">
+          <v:shape id="_x0000_i1037" type="#_x0000_t75" style="width:425.1pt;height:350.6pt">
             <v:imagedata r:id="rId47" o:title="DIE03"/>
           </v:shape>
         </w:pict>
@@ -5427,6 +5488,7 @@
         <w:rPr>
           <w:lang w:val="es-ES"/>
         </w:rPr>
+        <w:lastRenderedPageBreak/>
         <w:t>DECRYPT FILES.TXT: Este es el nombre típico de la nota de rescate que dejan los atacantes.    IF YOU WANT TO GET ALL YOUR FILES BACK PLEASE READ THIS.HTML: Es el mensaje directo que se muestra a la víctima para darle instrucciones de pago.</w:t>
       </w:r>
     </w:p>
@@ -5680,6 +5742,7 @@
           <w:noProof/>
           <w:lang w:eastAsia="es-AR"/>
         </w:rPr>
+        <w:lastRenderedPageBreak/>
         <w:drawing>
           <wp:inline distT="0" distB="0" distL="0" distR="0" wp14:anchorId="446AE9D7" wp14:editId="443B53F0">
             <wp:extent cx="5400040" cy="5885176"/>
@@ -5857,6 +5920,7 @@
         <w:rPr>
           <w:lang w:val="es-ES"/>
         </w:rPr>
+        <w:lastRenderedPageBreak/>
         <w:t>Conclusiones</w:t>
       </w:r>
       <w:r>
@@ -6617,6 +6681,7 @@
         <w:rPr>
           <w:lang w:val="es-ES"/>
         </w:rPr>
+        <w:lastRenderedPageBreak/>
         <w:t xml:space="preserve">Qué hace: Aquí es donde ocurre la escritura en memoria. g6rlk2 es un alias para una función de Windows llamada </w:t>
       </w:r>
       <w:proofErr w:type="spellStart"/>
@@ -7352,6 +7417,11 @@
       <w:contextualSpacing/>
     </w:pPr>
   </w:style>
+  <w:style w:type="character" w:customStyle="1" w:styleId="label">
+    <w:name w:val="label"/>
+    <w:basedOn w:val="Fuentedeprrafopredeter"/>
+    <w:rsid w:val="003B111E"/>
+  </w:style>
 </w:styles>
 </file>
 
@@ -7626,6 +7696,11 @@
       <w:ind w:left="720"/>
       <w:contextualSpacing/>
     </w:pPr>
+  </w:style>
+  <w:style w:type="character" w:customStyle="1" w:styleId="label">
+    <w:name w:val="label"/>
+    <w:basedOn w:val="Fuentedeprrafopredeter"/>
+    <w:rsid w:val="003B111E"/>
   </w:style>
 </w:styles>
 </file>
@@ -7920,7 +7995,7 @@
 </file>
 
 <file path=customXml/itemProps1.xml><?xml version="1.0" encoding="utf-8"?>
-<ds:datastoreItem xmlns:ds="http://schemas.openxmlformats.org/officeDocument/2006/customXml" ds:itemID="{B01ED2A2-14F1-4991-A730-492F488C5E23}">
+<ds:datastoreItem xmlns:ds="http://schemas.openxmlformats.org/officeDocument/2006/customXml" ds:itemID="{A85FAA92-1CE3-487A-9633-9AA3728D71F2}">
   <ds:schemaRefs>
     <ds:schemaRef ds:uri="http://schemas.openxmlformats.org/officeDocument/2006/bibliography"/>
   </ds:schemaRefs>
